--- a/NURS_6052_DISCUSSION1.docx
+++ b/NURS_6052_DISCUSSION1.docx
@@ -7,15 +7,105 @@
         <w:spacing w:before="180" w:after="180" w:line="480" w:lineRule="auto"/>
         <w:rPr>
           <w:rFonts w:ascii="Times New Roman" w:eastAsia="Times New Roman" w:hAnsi="Times New Roman" w:cs="Times New Roman"/>
-          <w:color w:val="444444"/>
-        </w:rPr>
-      </w:pPr>
-      <w:r>
-        <w:rPr>
-          <w:rFonts w:ascii="Times New Roman" w:eastAsia="Times New Roman" w:hAnsi="Times New Roman" w:cs="Times New Roman"/>
-          <w:color w:val="444444"/>
-        </w:rPr>
-        <w:t>I choose the University of North Carolina Health care because working there for almost 4 years I have seen Evidence-based practice being used in achieving Carolina care. (a care delivery model across the healthcare system). According to UNC health care.org, the University of North Carolina hospital in chapel hill North Carolina is a 905 bedded nationally ranked non-profit public, research, and academic medical center. UNC provides tertiary care for the Research Triangle and surrounding areas of North Carolina. It is made of four hospitals that include a North Carolina memorial hospital, a children's hospital, a Neuroscience hospital, a Women's Hospital, and a cancer hospital. UNC Hospitals in Chapel Hill, NC is nationally ranked in 4 adults and 8 pediatric specialties and rated high performing in 4 adult specialties and 13 procedures and conditions per US health news. It is also one of only 27 systems in the United States that were recognized as a ‘Most Wired Advanced’ health system by the American Hospital Association (AHA) for its use of information technology to improve patient care and clinical integration. Along with this UNC was also ranked number 50 on the Forbes list of America’s best Employers. UNC school of medicine and UNC School of Nursing are also included within the University of North Carolina Chapel hill.</w:t>
+          <w:b/>
+          <w:bCs/>
+          <w:color w:val="444444"/>
+        </w:rPr>
+      </w:pPr>
+      <w:r>
+        <w:rPr>
+          <w:rFonts w:ascii="Times New Roman" w:eastAsia="Times New Roman" w:hAnsi="Times New Roman" w:cs="Times New Roman"/>
+          <w:b/>
+          <w:bCs/>
+          <w:color w:val="444444"/>
+        </w:rPr>
+        <w:t>Discussion1:</w:t>
+      </w:r>
+    </w:p>
+    <w:p>
+      <w:pPr>
+        <w:spacing w:before="180" w:after="180" w:line="480" w:lineRule="auto"/>
+        <w:rPr>
+          <w:rFonts w:ascii="Times New Roman" w:eastAsia="Times New Roman" w:hAnsi="Times New Roman" w:cs="Times New Roman"/>
+          <w:b/>
+          <w:bCs/>
+          <w:color w:val="444444"/>
+        </w:rPr>
+      </w:pPr>
+      <w:r>
+        <w:rPr>
+          <w:rFonts w:ascii="Times New Roman" w:eastAsia="Times New Roman" w:hAnsi="Times New Roman" w:cs="Times New Roman"/>
+          <w:b/>
+          <w:bCs/>
+          <w:caps/>
+        </w:rPr>
+        <w:t>Where in the World Is Evidence-Based Practice?</w:t>
+      </w:r>
+    </w:p>
+    <w:p>
+      <w:pPr>
+        <w:spacing w:before="180" w:after="180" w:line="480" w:lineRule="auto"/>
+        <w:rPr>
+          <w:rFonts w:ascii="Times New Roman" w:hAnsi="Times New Roman" w:cs="Times New Roman"/>
+          <w:b/>
+          <w:bCs/>
+          <w:color w:val="273540"/>
+          <w:shd w:val="clear" w:color="auto" w:fill="FFFFFF"/>
+        </w:rPr>
+      </w:pPr>
+      <w:r>
+        <w:rPr>
+          <w:rStyle w:val="Strong"/>
+          <w:rFonts w:ascii="Times New Roman" w:hAnsi="Times New Roman" w:cs="Times New Roman"/>
+          <w:color w:val="273540"/>
+          <w:shd w:val="clear" w:color="auto" w:fill="FFFFFF"/>
+        </w:rPr>
+        <w:t>Post</w:t>
+      </w:r>
+      <w:r>
+        <w:rPr>
+          <w:rFonts w:ascii="Times New Roman" w:hAnsi="Times New Roman" w:cs="Times New Roman"/>
+          <w:b/>
+          <w:bCs/>
+          <w:color w:val="273540"/>
+          <w:shd w:val="clear" w:color="auto" w:fill="FFFFFF"/>
+        </w:rPr>
+        <w:t> a description of the healthcare organization website you reviewed. Describe where, if at all, EBP appears (e.g., the mission, vision, philosophy, and/or goals of the healthcare organization, or in other locations on the website). Then, explain whether this healthcare organization’s work is grounded in EBP and why or why not. Finally, explain whether the information you discovered on the healthcare organization’s website has changed your perception of the healthcare organization. Be specific and provide examples.</w:t>
+      </w:r>
+    </w:p>
+    <w:p>
+      <w:pPr>
+        <w:spacing w:before="180" w:after="180" w:line="480" w:lineRule="auto"/>
+        <w:rPr>
+          <w:rFonts w:ascii="Times New Roman" w:eastAsia="Times New Roman" w:hAnsi="Times New Roman" w:cs="Times New Roman"/>
+          <w:b/>
+          <w:bCs/>
+          <w:color w:val="444444"/>
+        </w:rPr>
+      </w:pPr>
+    </w:p>
+    <w:p>
+      <w:pPr>
+        <w:spacing w:before="180" w:after="180" w:line="480" w:lineRule="auto"/>
+        <w:rPr>
+          <w:rFonts w:ascii="Times New Roman" w:eastAsia="Times New Roman" w:hAnsi="Times New Roman" w:cs="Times New Roman"/>
+          <w:color w:val="444444"/>
+        </w:rPr>
+      </w:pPr>
+      <w:r>
+        <w:rPr>
+          <w:rFonts w:ascii="Times New Roman" w:eastAsia="Times New Roman" w:hAnsi="Times New Roman" w:cs="Times New Roman"/>
+          <w:color w:val="444444"/>
+        </w:rPr>
+        <w:t xml:space="preserve">I choose the University of North Carolina Health care because working there for almost 4 years I have seen Evidence-based practice being used in achieving Carolina care. (a care delivery model across the healthcare system). According to UNC health care.org, the University of North Carolina hospital in chapel hill North Carolina is a 905 bedded nationally ranked non-profit public, research, and academic medical center. UNC provides tertiary care for the Research Triangle and surrounding areas of North Carolina. It is made of four hospitals that include a North Carolina memorial hospital, a children's hospital, a Neuroscience hospital, a Women's Hospital, and a cancer hospital. UNC Hospitals in Chapel Hill, NC is nationally ranked in 4 adults and 8 pediatric specialties and rated high performing in 4 adult specialties and 13 procedures and conditions per US health news. It is also one of only 27 systems in the United States that were recognized as a ‘Most Wired Advanced’ health system by the American Hospital Association (AHA) for its use of information technology to improve patient care and clinical integration. Along with this UNC was also ranked number 50 on the Forbes list of </w:t>
+      </w:r>
+      <w:r>
+        <w:rPr>
+          <w:rFonts w:ascii="Times New Roman" w:eastAsia="Times New Roman" w:hAnsi="Times New Roman" w:cs="Times New Roman"/>
+          <w:color w:val="444444"/>
+        </w:rPr>
+        <w:lastRenderedPageBreak/>
+        <w:t>America’s best Employers. UNC school of medicine and UNC School of Nursing are also included within the University of North Carolina Chapel hill.</w:t>
       </w:r>
     </w:p>
     <w:p>
@@ -66,40 +156,46 @@
           <w:rFonts w:ascii="Times New Roman" w:eastAsia="Times New Roman" w:hAnsi="Times New Roman" w:cs="Times New Roman"/>
           <w:color w:val="444444"/>
         </w:rPr>
+        <w:t>The evidence-based practice appears in achieving the goals of the organization. According to UNC, health science library website, UNC follows both evidence-based medicine (EBM) and evidence-based nursing (EBN) in making the decision when caring for an individual patient. Both EBM and EBN fall under Evidence-based practice. The approach varies, EBN follows a process that includes ASK, ACQUIRE, APPRAISE, AGGREGATE, APPLY and ASSESS. The process implemented by UNC matches with the seven steps of evidence-based practice by Melnyk which includes cultivating a spirit of inquiry, asking clinical questions, searching for the best evidence, critically appraising the evidence, integrating the evidence with clinical expertise and patient preferences, and values, evaluate and disseminate EBP results.</w:t>
+      </w:r>
+    </w:p>
+    <w:p>
+      <w:pPr>
+        <w:spacing w:before="180" w:after="180" w:line="480" w:lineRule="auto"/>
+        <w:rPr>
+          <w:rFonts w:ascii="Times New Roman" w:eastAsia="Times New Roman" w:hAnsi="Times New Roman" w:cs="Times New Roman"/>
+          <w:color w:val="444444"/>
+        </w:rPr>
+      </w:pPr>
+      <w:r>
+        <w:rPr>
+          <w:rFonts w:ascii="Times New Roman" w:eastAsia="Times New Roman" w:hAnsi="Times New Roman" w:cs="Times New Roman"/>
+          <w:color w:val="444444"/>
+        </w:rPr>
+        <w:t xml:space="preserve">UNC EBP model's first step is to know the problem, once the problem is identified then the evidence is searched from many peer-reviewed trustworthy sources, after that the evidence is evaluated in the appraisal phase, does the evidence collected address our question, the information is considered in light of individual and their colleague's clinical expertise,  then it is </w:t>
+      </w:r>
+      <w:r>
+        <w:rPr>
+          <w:rFonts w:ascii="Times New Roman" w:eastAsia="Times New Roman" w:hAnsi="Times New Roman" w:cs="Times New Roman"/>
+          <w:color w:val="444444"/>
+        </w:rPr>
         <w:lastRenderedPageBreak/>
-        <w:t>The evidence-based practice appears in achieving the goals of the organization. According to UNC, health science library website, UNC follows both evidence-based medicine (EBM) and evidence-based nursing (EBN) in making the decision when caring for an individual patient. Both EBM and EBN fall under Evidence-based practice. The approach varies, EBN follows a process that includes ASK, ACQUIRE, APPRAISE, AGGREGATE, APPLY and ASSESS. The process implemented by UNC matches with the seven steps of evidence-based practice by Melnyk which includes cultivating a spirit of inquiry, asking clinical questions, searching for the best evidence, critically appraising the evidence, integrating the evidence with clinical expertise and patient preferences, and values, evaluate and disseminate EBP results.</w:t>
-      </w:r>
-    </w:p>
-    <w:p>
-      <w:pPr>
-        <w:spacing w:before="180" w:after="180" w:line="480" w:lineRule="auto"/>
-        <w:rPr>
-          <w:rFonts w:ascii="Times New Roman" w:eastAsia="Times New Roman" w:hAnsi="Times New Roman" w:cs="Times New Roman"/>
-          <w:color w:val="444444"/>
-        </w:rPr>
-      </w:pPr>
-      <w:r>
-        <w:rPr>
-          <w:rFonts w:ascii="Times New Roman" w:eastAsia="Times New Roman" w:hAnsi="Times New Roman" w:cs="Times New Roman"/>
-          <w:color w:val="444444"/>
-        </w:rPr>
-        <w:t>UNC EBP model's first step is to know the problem, once the problem is identified then the evidence is searched from many peer-reviewed trustworthy sources, after that the evidence is evaluated in the appraisal phase, does the evidence collected address our question, the information is considered in light of individual and their colleague's clinical expertise,  then it is prioritized and synthesized, once this is done the evidence is placed into action. There comes the application phase where a pilot intervention is followed on the unit, where monitoring and evaluation are done, positive effects are supported, and negative are remedied. The last phase is to spread the result.</w:t>
-      </w:r>
-    </w:p>
-    <w:p>
-      <w:pPr>
-        <w:spacing w:before="180" w:after="180" w:line="480" w:lineRule="auto"/>
-        <w:rPr>
-          <w:rFonts w:ascii="Times New Roman" w:eastAsia="Times New Roman" w:hAnsi="Times New Roman" w:cs="Times New Roman"/>
-          <w:color w:val="444444"/>
-        </w:rPr>
-      </w:pPr>
-      <w:r>
-        <w:rPr>
-          <w:rFonts w:ascii="Times New Roman" w:eastAsia="Times New Roman" w:hAnsi="Times New Roman" w:cs="Times New Roman"/>
-          <w:color w:val="444444"/>
-        </w:rPr>
-        <w:lastRenderedPageBreak/>
+        <w:t>prioritized and synthesized, once this is done the evidence is placed into action. There comes the application phase where a pilot intervention is followed on the unit, where monitoring and evaluation are done, positive effects are supported, and negative are remedied. The last phase is to spread the result.</w:t>
+      </w:r>
+    </w:p>
+    <w:p>
+      <w:pPr>
+        <w:spacing w:before="180" w:after="180" w:line="480" w:lineRule="auto"/>
+        <w:rPr>
+          <w:rFonts w:ascii="Times New Roman" w:eastAsia="Times New Roman" w:hAnsi="Times New Roman" w:cs="Times New Roman"/>
+          <w:color w:val="444444"/>
+        </w:rPr>
+      </w:pPr>
+      <w:r>
+        <w:rPr>
+          <w:rFonts w:ascii="Times New Roman" w:eastAsia="Times New Roman" w:hAnsi="Times New Roman" w:cs="Times New Roman"/>
+          <w:color w:val="444444"/>
+        </w:rPr>
         <w:fldChar w:fldCharType="begin"/>
       </w:r>
       <w:r>
@@ -240,7 +336,7 @@
           <w:rFonts w:ascii="Times New Roman" w:eastAsia="Times New Roman" w:hAnsi="Times New Roman" w:cs="Times New Roman"/>
           <w:color w:val="444444"/>
         </w:rPr>
-        <w:t xml:space="preserve">I think the organization is grounded in Evidence-based practice. For instance, there was one time we had a lot of falls in our unit, and the entire unit was doing their research on preventing falls and one nurse saw a report about a recently published study on implementing no passing zone for fall prevention. No pass means if the call light is on in any room and if someone on the unit sees the bell on, he/she must respond and help if they can, otherwise notify the primary nurse and also assure the patient that help is on the way, the person can be Doctor, any nurse, respiratory therapist, and even nurse managers because Nurses have to take care of multiple patients and they are not always available right away. We have patients who can’t wait for their nurse or caregiver and try to do things on their own even though they are not stable to do anything on their own due to medication or disease conditions and as a result, they will fall.  This report was </w:t>
+        <w:t xml:space="preserve">I think the organization is grounded in Evidence-based practice. For instance, there was one time we had a lot of falls in our unit, and the entire unit was doing their research on preventing falls and one nurse saw a report about a recently published study on implementing no passing zone for fall prevention. No pass means if the call light is on in any room and if someone on the unit sees the bell on, he/she must respond and help if they can, otherwise notify the primary nurse and also assure the patient that help is on the way, the person can be Doctor, any nurse, respiratory </w:t>
       </w:r>
       <w:r>
         <w:rPr>
@@ -248,7 +344,7 @@
           <w:color w:val="444444"/>
         </w:rPr>
         <w:lastRenderedPageBreak/>
-        <w:t>brought by the nurses in a staff meeting, the manager and other nurses were impressed by the report, and we started to look for more evidence to support the practice after extensive research the manager decided to do a pilot study on the unit, and we were successful and now no passing zone is implemented in most of the unit in the hospital. This project proved the statement from Walden's video that Nursing is an art and science, and research is related to science. Care is based on Evidence-based practice and UNC is constantly grounded on Evidence-based practice.</w:t>
+        <w:t>therapist, and even nurse managers because Nurses have to take care of multiple patients and they are not always available right away. We have patients who can’t wait for their nurse or caregiver and try to do things on their own even though they are not stable to do anything on their own due to medication or disease conditions and as a result, they will fall.  This report was brought by the nurses in a staff meeting, the manager and other nurses were impressed by the report, and we started to look for more evidence to support the practice after extensive research the manager decided to do a pilot study on the unit, and we were successful and now no passing zone is implemented in most of the unit in the hospital. This project proved the statement from Walden's video that Nursing is an art and science, and research is related to science. Care is based on Evidence-based practice and UNC is constantly grounded on Evidence-based practice.</w:t>
       </w:r>
     </w:p>
     <w:p>
@@ -312,6 +408,7 @@
           <w:rFonts w:ascii="Times New Roman" w:eastAsia="Times New Roman" w:hAnsi="Times New Roman" w:cs="Times New Roman"/>
           <w:color w:val="444444"/>
         </w:rPr>
+        <w:lastRenderedPageBreak/>
         <w:t>REFERENCES:</w:t>
       </w:r>
     </w:p>
@@ -372,7 +469,6 @@
           <w:rFonts w:ascii="Times New Roman" w:eastAsia="Times New Roman" w:hAnsi="Times New Roman" w:cs="Times New Roman"/>
           <w:color w:val="444444"/>
         </w:rPr>
-        <w:lastRenderedPageBreak/>
         <w:t> </w:t>
       </w:r>
     </w:p>
@@ -614,6 +710,7 @@
           <w:rFonts w:ascii="Times New Roman" w:eastAsia="Times New Roman" w:hAnsi="Times New Roman" w:cs="Times New Roman"/>
           <w:color w:val="444444"/>
         </w:rPr>
+        <w:lastRenderedPageBreak/>
         <w:t>Walden University, LLC. (Producer). (2018). Introduction to Evidence-Based Practice and Research [Video file]. Baltimore, MD: Author.</w:t>
       </w:r>
     </w:p>
@@ -646,7 +743,6 @@
           <w:rFonts w:ascii="Times New Roman" w:eastAsia="Times New Roman" w:hAnsi="Times New Roman" w:cs="Times New Roman"/>
           <w:color w:val="444444"/>
         </w:rPr>
-        <w:lastRenderedPageBreak/>
         <w:t> </w:t>
       </w:r>
     </w:p>
@@ -752,7 +848,16 @@
             <w:color w:val="0000FF"/>
             <w:u w:val="single"/>
           </w:rPr>
-          <w:t xml:space="preserve">https://www.aanp.org/about/about-the-american-association-of-nurse-practitioners-aanpLinks to an external </w:t>
+          <w:t>https://www.aanp.org/about/about-the-</w:t>
+        </w:r>
+        <w:r>
+          <w:rPr>
+            <w:rFonts w:ascii="Times New Roman" w:eastAsia="Times New Roman" w:hAnsi="Times New Roman" w:cs="Times New Roman"/>
+            <w:color w:val="0000FF"/>
+            <w:u w:val="single"/>
+          </w:rPr>
+          <w:lastRenderedPageBreak/>
+          <w:t xml:space="preserve">american-association-of-nurse-practitioners-aanpLinks to an external </w:t>
         </w:r>
         <w:proofErr w:type="spellStart"/>
         <w:r>
@@ -927,6 +1032,7 @@
           <w:rFonts w:ascii="Times New Roman" w:eastAsia="Times New Roman" w:hAnsi="Times New Roman" w:cs="Times New Roman"/>
           <w:color w:val="444444"/>
         </w:rPr>
+        <w:lastRenderedPageBreak/>
         <w:t>Ana enterprise: American Nurses Association. ANA. (2014, November 25). Retrieved March 3, 2023, from https://www.nursingworld.org/</w:t>
       </w:r>
     </w:p>
@@ -1382,6 +1488,25 @@
     <w:name w:val="Normal"/>
     <w:qFormat/>
   </w:style>
+  <w:style w:type="paragraph" w:styleId="Heading2">
+    <w:name w:val="heading 2"/>
+    <w:basedOn w:val="Normal"/>
+    <w:link w:val="Heading2Char"/>
+    <w:uiPriority w:val="9"/>
+    <w:qFormat/>
+    <w:rsid w:val="00390DE2"/>
+    <w:pPr>
+      <w:spacing w:before="100" w:beforeAutospacing="1" w:after="100" w:afterAutospacing="1"/>
+      <w:outlineLvl w:val="1"/>
+    </w:pPr>
+    <w:rPr>
+      <w:rFonts w:ascii="Times New Roman" w:eastAsia="Times New Roman" w:hAnsi="Times New Roman" w:cs="Times New Roman"/>
+      <w:b/>
+      <w:bCs/>
+      <w:sz w:val="36"/>
+      <w:szCs w:val="36"/>
+    </w:rPr>
+  </w:style>
   <w:style w:type="character" w:default="1" w:styleId="DefaultParagraphFont">
     <w:name w:val="Default Paragraph Font"/>
     <w:uiPriority w:val="1"/>
@@ -1472,6 +1597,20 @@
     <w:name w:val="screenreader-only"/>
     <w:basedOn w:val="DefaultParagraphFont"/>
     <w:rsid w:val="0006146A"/>
+  </w:style>
+  <w:style w:type="character" w:customStyle="1" w:styleId="Heading2Char">
+    <w:name w:val="Heading 2 Char"/>
+    <w:basedOn w:val="DefaultParagraphFont"/>
+    <w:link w:val="Heading2"/>
+    <w:uiPriority w:val="9"/>
+    <w:rsid w:val="00390DE2"/>
+    <w:rPr>
+      <w:rFonts w:ascii="Times New Roman" w:eastAsia="Times New Roman" w:hAnsi="Times New Roman" w:cs="Times New Roman"/>
+      <w:b/>
+      <w:bCs/>
+      <w:sz w:val="36"/>
+      <w:szCs w:val="36"/>
+    </w:rPr>
   </w:style>
 </w:styles>
 </file>
